--- a/outputs/ki-prozessberatung-kmu/foerderantrag-vorbereitung-b-h-bau.docx
+++ b/outputs/ki-prozessberatung-kmu/foerderantrag-vorbereitung-b-h-bau.docx
@@ -77,12 +77,6 @@
         <w:gridCol w:w="2411"/>
       </w:tblGrid>
       <w:tr>
-        <w:tblPrEx>
-          <w:tblCellMar>
-            <w:top w:w="0" w:type="dxa"/>
-            <w:bottom w:w="0" w:type="dxa"/>
-          </w:tblCellMar>
-        </w:tblPrEx>
         <w:tc>
           <w:tcPr>
             <w:tcW w:w="2350" w:type="dxa"/>
@@ -142,12 +136,6 @@
         </w:tc>
       </w:tr>
       <w:tr>
-        <w:tblPrEx>
-          <w:tblCellMar>
-            <w:top w:w="0" w:type="dxa"/>
-            <w:bottom w:w="0" w:type="dxa"/>
-          </w:tblCellMar>
-        </w:tblPrEx>
         <w:tc>
           <w:tcPr>
             <w:tcW w:w="2350" w:type="dxa"/>
@@ -180,12 +168,6 @@
         </w:tc>
       </w:tr>
       <w:tr>
-        <w:tblPrEx>
-          <w:tblCellMar>
-            <w:top w:w="0" w:type="dxa"/>
-            <w:bottom w:w="0" w:type="dxa"/>
-          </w:tblCellMar>
-        </w:tblPrEx>
         <w:tc>
           <w:tcPr>
             <w:tcW w:w="2350" w:type="dxa"/>
@@ -218,12 +200,6 @@
         </w:tc>
       </w:tr>
       <w:tr>
-        <w:tblPrEx>
-          <w:tblCellMar>
-            <w:top w:w="0" w:type="dxa"/>
-            <w:bottom w:w="0" w:type="dxa"/>
-          </w:tblCellMar>
-        </w:tblPrEx>
         <w:tc>
           <w:tcPr>
             <w:tcW w:w="2350" w:type="dxa"/>
@@ -256,12 +232,6 @@
         </w:tc>
       </w:tr>
       <w:tr>
-        <w:tblPrEx>
-          <w:tblCellMar>
-            <w:top w:w="0" w:type="dxa"/>
-            <w:bottom w:w="0" w:type="dxa"/>
-          </w:tblCellMar>
-        </w:tblPrEx>
         <w:tc>
           <w:tcPr>
             <w:tcW w:w="2350" w:type="dxa"/>
@@ -294,12 +264,6 @@
         </w:tc>
       </w:tr>
       <w:tr>
-        <w:tblPrEx>
-          <w:tblCellMar>
-            <w:top w:w="0" w:type="dxa"/>
-            <w:bottom w:w="0" w:type="dxa"/>
-          </w:tblCellMar>
-        </w:tblPrEx>
         <w:tc>
           <w:tcPr>
             <w:tcW w:w="2350" w:type="dxa"/>
@@ -388,12 +352,6 @@
         <w:gridCol w:w="2316"/>
       </w:tblGrid>
       <w:tr>
-        <w:tblPrEx>
-          <w:tblCellMar>
-            <w:top w:w="0" w:type="dxa"/>
-            <w:bottom w:w="0" w:type="dxa"/>
-          </w:tblCellMar>
-        </w:tblPrEx>
         <w:tc>
           <w:tcPr>
             <w:tcW w:w="2400" w:type="dxa"/>
@@ -472,12 +430,6 @@
         </w:tc>
       </w:tr>
       <w:tr>
-        <w:tblPrEx>
-          <w:tblCellMar>
-            <w:top w:w="0" w:type="dxa"/>
-            <w:bottom w:w="0" w:type="dxa"/>
-          </w:tblCellMar>
-        </w:tblPrEx>
         <w:tc>
           <w:tcPr>
             <w:tcW w:w="2400" w:type="dxa"/>
@@ -520,12 +472,6 @@
         </w:tc>
       </w:tr>
       <w:tr>
-        <w:tblPrEx>
-          <w:tblCellMar>
-            <w:top w:w="0" w:type="dxa"/>
-            <w:bottom w:w="0" w:type="dxa"/>
-          </w:tblCellMar>
-        </w:tblPrEx>
         <w:tc>
           <w:tcPr>
             <w:tcW w:w="2400" w:type="dxa"/>
@@ -568,12 +514,6 @@
         </w:tc>
       </w:tr>
       <w:tr>
-        <w:tblPrEx>
-          <w:tblCellMar>
-            <w:top w:w="0" w:type="dxa"/>
-            <w:bottom w:w="0" w:type="dxa"/>
-          </w:tblCellMar>
-        </w:tblPrEx>
         <w:tc>
           <w:tcPr>
             <w:tcW w:w="2400" w:type="dxa"/>
@@ -616,12 +556,6 @@
         </w:tc>
       </w:tr>
       <w:tr>
-        <w:tblPrEx>
-          <w:tblCellMar>
-            <w:top w:w="0" w:type="dxa"/>
-            <w:bottom w:w="0" w:type="dxa"/>
-          </w:tblCellMar>
-        </w:tblPrEx>
         <w:tc>
           <w:tcPr>
             <w:tcW w:w="2400" w:type="dxa"/>
@@ -664,12 +598,6 @@
         </w:tc>
       </w:tr>
       <w:tr>
-        <w:tblPrEx>
-          <w:tblCellMar>
-            <w:top w:w="0" w:type="dxa"/>
-            <w:bottom w:w="0" w:type="dxa"/>
-          </w:tblCellMar>
-        </w:tblPrEx>
         <w:tc>
           <w:tcPr>
             <w:tcW w:w="2400" w:type="dxa"/>
@@ -748,12 +676,6 @@
         </w:tc>
       </w:tr>
       <w:tr>
-        <w:tblPrEx>
-          <w:tblCellMar>
-            <w:top w:w="0" w:type="dxa"/>
-            <w:bottom w:w="0" w:type="dxa"/>
-          </w:tblCellMar>
-        </w:tblPrEx>
         <w:tc>
           <w:tcPr>
             <w:tcW w:w="2400" w:type="dxa"/>
@@ -796,12 +718,6 @@
         </w:tc>
       </w:tr>
       <w:tr>
-        <w:tblPrEx>
-          <w:tblCellMar>
-            <w:top w:w="0" w:type="dxa"/>
-            <w:bottom w:w="0" w:type="dxa"/>
-          </w:tblCellMar>
-        </w:tblPrEx>
         <w:tc>
           <w:tcPr>
             <w:tcW w:w="2400" w:type="dxa"/>
@@ -972,10 +888,7 @@
         <w:spacing w:after="140"/>
       </w:pPr>
       <w:r>
-        <w:t>B+H Bau GmbH (Drolshagen, konstruktiver Ingenieurbau und Spezialtiefbau) möchte den Einsatz von Künstlicher Intelligenz systematisch vorbereiten. Im Rahmen von Modul A soll aufbauend auf einer bereits eigenfinanziert durchgeführten Prozessanalyse (Mitarbeiterinterviews, Struktur- und Ablaufaufnahme) eine vertiefte KI-Konzeption für die identifizierten Kernprozesse erarbeitet werden: E-Mail-/Auftraggeberkommunikation, Rechnungsprüfung, Bautagebuchdokumentation, Kalkulation/Angebotserstellung und Nachtragsman</w:t>
-      </w:r>
-      <w:r>
-        <w:t>agement. Ziel ist die Identifikation und Priorisierung konkreter KI-Anwendungsfälle sowie der Aufbau von Strukturen für einen verantwortungsvollen KI-Einsatz (Datenschutz, EU-AI-Act-Konformität).</w:t>
+        <w:t>B+H Bau GmbH (Drolshagen, konstruktiver Ingenieurbau und Spezialtiefbau) möchte den Einsatz von Künstlicher Intelligenz systematisch vorbereiten. Im Rahmen von Modul A soll aufbauend auf einer bereits eigenfinanziert durchgeführten Prozessanalyse (Mitarbeiterinterviews, Struktur- und Ablaufaufnahme) eine vertiefte KI-Konzeption für die identifizierten Kernprozesse erarbeitet werden: E-Mail-/Auftraggeberkommunikation, Rechnungsprüfung, Bautagebuchdokumentation, Kalkulation/Angebotserstellung und Nachtragsmanagement. Ziel ist die Identifikation und Priorisierung konkreter KI-Anwendungsfälle sowie der Aufbau von Strukturen für einen verantwortungsvollen KI-Einsatz (Datenschutz, EU-AI-Act-Konformität).</w:t>
       </w:r>
     </w:p>
     <w:p>
@@ -983,10 +896,111 @@
         <w:spacing w:after="140"/>
       </w:pPr>
       <w:r>
-        <w:t>Im Rahmen von Modul B soll der priorisierte Anwendungsfall E-Mail-Automatisierung getestet werden: Eine KI-gestützte Klassifizierung eingehender Auftraggeber-E-Mails inklusive automatischer Fristenerkennung und Entwurfserstellung für Standardantworten wird als Testversion umgesetzt und über einen begrenzten Zeitraum mit einem Teil der Mitarbeitenden getestet. Ziel des Tests ist die Prüfung, ob die Lösung die Anforderungen des Unternehmens (u. a. keine übersehenen Auftraggeber-Fristen mehr) erfüllt, als Grun</w:t>
-      </w:r>
-      <w:r>
-        <w:t>dlage für eine mögliche spätere Einführung.</w:t>
+        <w:t>Im Rahmen von Modul B soll der priorisierte Anwendungsfall E-Mail-Automatisierung getestet werden: Eine KI-gestützte Klassifizierung eingehender Auftraggeber-E-Mails inklusive automatischer Fristenerkennung und Entwurfserstellung für Standardantworten wird als Testversion umgesetzt und über einen begrenzten Zeitraum mit einem Teil der Mitarbeitenden getestet. Ziel des Tests ist die Prüfung, ob die Lösung die Anforderungen des Unternehmens (u. a. keine übersehenen Auftraggeber-Fristen mehr) erfüllt, als Grundlage für eine mögliche spätere Einführung.</w:t>
+      </w:r>
+    </w:p>
+    <w:p>
+      <w:pPr>
+        <w:spacing w:before="200" w:after="140"/>
+      </w:pPr>
+      <w:r>
+        <w:rPr>
+          <w:b/>
+          <w:bCs/>
+        </w:rPr>
+        <w:t>Testkriterien (Pflichtangabe laut Richtlinie 2.2.1, bereits bei Antragstellung zu benennen):</w:t>
+      </w:r>
+    </w:p>
+    <w:p>
+      <w:pPr>
+        <w:numPr>
+          <w:ilvl w:val="0"/>
+          <w:numId w:val="3"/>
+        </w:numPr>
+        <w:spacing w:after="80"/>
+      </w:pPr>
+      <w:r>
+        <w:t>Erkennungsrate: Der Prototyp erkennt mindestens 90 % der eingehenden Auftraggeber-E-Mails mit fristrelevanten Anforderungen korrekt, geprüft durch manuellen Abgleich während des Testzeitraums.</w:t>
+      </w:r>
+    </w:p>
+    <w:p>
+      <w:pPr>
+        <w:numPr>
+          <w:ilvl w:val="0"/>
+          <w:numId w:val="3"/>
+        </w:numPr>
+        <w:spacing w:after="80"/>
+      </w:pPr>
+      <w:r>
+        <w:t>Sicherheitskriterium: Keine tatsächlich fristrelevante E-Mail wird während des Testzeitraums vollständig übersehen (0 verpasste Fristen im Test).</w:t>
+      </w:r>
+    </w:p>
+    <w:p>
+      <w:pPr>
+        <w:numPr>
+          <w:ilvl w:val="0"/>
+          <w:numId w:val="3"/>
+        </w:numPr>
+        <w:spacing w:after="80"/>
+      </w:pPr>
+      <w:r>
+        <w:t>Zeitersparnis: Die durchschnittliche Bearbeitungszeit pro E-Mail sinkt gegenüber der bisherigen manuellen Bearbeitung messbar (Zielgröße wird nach Vorliegen der Mitarbeiteranalyse-Ausgangswerte konkretisiert).</w:t>
+      </w:r>
+    </w:p>
+    <w:p>
+      <w:pPr>
+        <w:numPr>
+          <w:ilvl w:val="0"/>
+          <w:numId w:val="3"/>
+        </w:numPr>
+        <w:spacing w:after="80"/>
+      </w:pPr>
+      <w:r>
+        <w:t>Qualität der Antwortentwürfe: Mindestens 70 % der KI-erstellten Antwortentwürfe für Standardfälle werden von den Mitarbeitenden ohne wesentliche Änderung übernommen oder als hilfreiche Grundlage bewertet.</w:t>
+      </w:r>
+    </w:p>
+    <w:p>
+      <w:pPr>
+        <w:numPr>
+          <w:ilvl w:val="0"/>
+          <w:numId w:val="3"/>
+        </w:numPr>
+        <w:spacing w:after="80"/>
+      </w:pPr>
+      <w:r>
+        <w:t>Praxistauglichkeit: Mindestens 3 Mitarbeitende aus der betroffenen Abteilung testen die Lösung aktiv über den gesamten Testzeitraum und geben strukturiertes Feedback über eine kurze Abschlussbefragung.</w:t>
+      </w:r>
+    </w:p>
+    <w:p>
+      <w:pPr>
+        <w:spacing w:before="160" w:after="140"/>
+      </w:pPr>
+      <w:r>
+        <w:rPr>
+          <w:b/>
+          <w:bCs/>
+        </w:rPr>
+        <w:t>Testzeitraum und Nachweis:</w:t>
+      </w:r>
+    </w:p>
+    <w:p>
+      <w:pPr>
+        <w:spacing w:after="140"/>
+      </w:pPr>
+      <w:r>
+        <w:t>Der Test läuft über einen Zeitraum von voraussichtlich 4 bis 6 Wochen innerhalb des Durchführungszeitraums. Die Bewertung gegen die oben genannten Kriterien sowie eine Handlungsempfehlung für das weitere Vorgehen (mögliche Einführung im Produktivsystem) fließen in den Sachbericht des Verwendungsnachweises ein, ergänzt um den zahlenmäßigen Nachweis anhand der bezahlten Rechnungen.</w:t>
+      </w:r>
+    </w:p>
+    <w:p>
+      <w:pPr>
+        <w:spacing w:after="140"/>
+      </w:pPr>
+      <w:r>
+        <w:rPr>
+          <w:i/>
+          <w:iCs/>
+        </w:rPr>
+        <w:t>Hinweis: Die konkreten Zielwerte (90 %, 70 %, 3 Mitarbeitende) sind erste plausible Platzhalter. Sie sollten anhand der tatsächlichen Ausgangswerte aus der Mitarbeiteranalyse (z. B. aktuelles E-Mail-Aufkommen, bisherige Fehlerquote) vor Antragstellung noch konkretisiert werden.</w:t>
       </w:r>
     </w:p>
     <w:sectPr>
